--- a/public/Greencoat_Accidents_First_Aid_Policy_Mar2026.docx
+++ b/public/Greencoat_Accidents_First_Aid_Policy_Mar2026.docx
@@ -1844,7 +1844,7 @@
           <w:rFonts w:ascii="Calibri" w:hAnsi="Calibri" w:cs="Calibri"/>
           <w:b/>
         </w:rPr>
-        <w:t>All staff at Greencoat Nursery CIC hold a valid paediatric first aid certificate. All first aid trained staff are listed in every room.</w:t>
+        <w:t>All permanent and contracted staff at Greencoat Nursery CIC hold a valid paediatric first aid certificate. Students, apprentices and volunteers are not required to hold a PFA certificate but must not be the sole responsible adult with a group of children at any time. The definition of a 'competent and responsible' adult in this setting requires a current, valid PFA certificate. PFA training is commissioned in line with HSE guidance on first aid at work (First Aid at Work: Your Questions Answered), which states that training must be with an HSE-approved provider for a 12-hour full course. All first aid trained staff are listed in every room.</w:t>
       </w:r>
       <w:r>
         <w:rPr>
@@ -1879,7 +1879,7 @@
         <w:rPr>
           <w:rFonts w:ascii="Calibri" w:hAnsi="Calibri" w:cs="Calibri"/>
         </w:rPr>
-        <w:t>All of the staff are trained in paediatric first aid and this training is updated every three years.</w:t>
+        <w:t>All of the staff are trained in paediatric first aid and this training is updated every three years. The DSL or site manager maintains a PFA certificate register recording each staff member's name, certificate date, expiry date and training provider. This register is reviewed at the start of each month. Where a certificate is due to expire within three months, the site manager contacts the staff member and books renewal training immediately to ensure no lapse in cover. To ensure continuous PFA coverage is never at risk, training renewals are staggered across the staff team so that certificates do not expire simultaneously. Where possible, no more than two staff members' PFA certificates expire in the same calendar month.</w:t>
       </w:r>
     </w:p>
     <w:p>
